--- a/macro-agent/reports/2026-10-26_macro_brief.docx
+++ b/macro-agent/reports/2026-10-26_macro_brief.docx
@@ -1173,7 +1173,7 @@
               <w:jc w:val="left"/>
             </w:pPr>
             <w:r>
-              <w:t xml:space="preserve">[하우스] 원/달러 2027년 1분기 1,300원 저점 후 반등해 2027년 말 1,39… (p=0.5)</w:t>
+              <w:t xml:space="preserve">원/달러는 2027년 1분기 1,300원 저점 후 하반기 원화 약세 되돌림으로 2027년 말 1,390원(+5%)에 이르고, 금리차 축소로 헤지비용은 50bp 내린다. (p=0.5)</w:t>
             </w:r>
           </w:p>
         </w:tc>
@@ -1250,7 +1250,7 @@
               <w:jc w:val="left"/>
             </w:pPr>
             <w:r>
-              <w:t xml:space="preserve">[판단] 2027년 중 호르무즈 통행이 점진적으로 회복되고 OPEC+가 2027년 쿼터 … (p=0.5)</w:t>
+              <w:t xml:space="preserve">호르무즈 통행 회복과 OPEC+ 증산으로 위험 프리미엄이 빠져 Brent가 90달러 초반(−20%, 추정)으로 하향 안정된다. (p=0.5)</w:t>
             </w:r>
           </w:p>
         </w:tc>
@@ -1327,7 +1327,7 @@
               <w:jc w:val="left"/>
             </w:pPr>
             <w:r>
-              <w:t xml:space="preserve">[판단] 2027년 상반기까지 2회 추가 인상해 최종금리 3.50% 도달 후 장기 동결.… (p=0.45)</w:t>
+              <w:t xml:space="preserve">한은이 2027년 상반기까지 두 번 더 올려 3.50%에서 정점을 찍고 장기 동결한다(+50bp). (p=0.45)</w:t>
             </w:r>
           </w:p>
         </w:tc>
@@ -1404,7 +1404,7 @@
               <w:jc w:val="left"/>
             </w:pPr>
             <w:r>
-              <w:t xml:space="preserve">[판단] 기준금리 3.50%에서 정점 후 동결. 3년물은 기반영분이 커 소폭 상승, 장기… (p=0.45)</w:t>
+              <w:t xml:space="preserve">기준금리 3.50% 정점 후 3년물 +15bp, 10년물 +10bp, 30년물 +5bp로 소폭 오르며 커브가 평탄해진다. (p=0.45)</w:t>
             </w:r>
           </w:p>
         </w:tc>
@@ -1481,7 +1481,7 @@
               <w:jc w:val="left"/>
             </w:pPr>
             <w:r>
-              <w:t xml:space="preserve">[판단] 기준금리 3.50% 정점 이후 금리 안정과 높은 절대금리에 대한 캐리 수요로 A… (p=0.45)</w:t>
+              <w:t xml:space="preserve">캐리 수요로 AA- 스프레드는 5bp 줄고, 고금리 장기화로 BBB-는 10bp 넓어진다. (p=0.45)</w:t>
             </w:r>
           </w:p>
         </w:tc>
@@ -1558,7 +1558,7 @@
               <w:jc w:val="left"/>
             </w:pPr>
             <w:r>
-              <w:t xml:space="preserve">[판단] 2026년 말~2027년 1분기 상단 4.25%에서 정점, 2027년 동결 후 … (p=0.5)</w:t>
+              <w:t xml:space="preserve">FFR 상단이 4.25%에서 정점을 찍고 2027년 동결 후 2028년 4.00% 내외로 돌아온다(현재 대비 0bp). (p=0.5)</w:t>
             </w:r>
           </w:p>
         </w:tc>
@@ -1635,7 +1635,7 @@
               <w:jc w:val="left"/>
             </w:pPr>
             <w:r>
-              <w:t xml:space="preserve">[판단] FFR 정점 4.25% 후 4.00% 복귀(us_rate Base 0bp)에 맞… (p=0.5)</w:t>
+              <w:t xml:space="preserve">2년물은 −50bp로 정책금리에 수렴하고 10년 −25bp, 30년 −15bp로 덜 내려 커브가 가팔라진다. (p=0.5)</w:t>
             </w:r>
           </w:p>
         </w:tc>
@@ -1712,7 +1712,7 @@
               <w:jc w:val="left"/>
             </w:pPr>
             <w:r>
-              <w:t xml:space="preserve">[판단] FFR 4.25% 정점 후 4.00% 복귀(us_rate Base), 성장 둔화… (p=0.5)</w:t>
+              <w:t xml:space="preserve">AI 인프라 섹터 중심으로 IG +10bp(1.0% 내외), HY +50bp(3.9% 내외) 점진 확대된다. (p=0.5)</w:t>
             </w:r>
           </w:p>
         </w:tc>
@@ -1789,7 +1789,7 @@
               <w:jc w:val="left"/>
             </w:pPr>
             <w:r>
-              <w:t xml:space="preserve">[판단] 2회 인상(3.50%) 후 동결, KTB 10Y +10bp. 오피스는 서울 핵심… (p=0.45)</w:t>
+              <w:t xml:space="preserve">인상 후 동결로 캡레이트 +10bp, 토담대·브릿지론 잔여 손실로 PF 손실률 +0.2%p가 이어진다. (p=0.45)</w:t>
             </w:r>
           </w:p>
         </w:tc>
@@ -1866,7 +1866,7 @@
               <w:jc w:val="left"/>
             </w:pPr>
             <w:r>
-              <w:t xml:space="preserve">[판단] 2회 인상 후 동결, KTB 10Y +10bp. 신규 민자 물량은 점진적으로 늘… (p=0.45)</w:t>
+              <w:t xml:space="preserve">국고 10년 +10bp에 맞춰 인프라 할인율이 7bp 오르고 리스크 스프레드는 유지된다. (p=0.45)</w:t>
             </w:r>
           </w:p>
         </w:tc>
@@ -1943,7 +1943,7 @@
               <w:jc w:val="left"/>
             </w:pPr>
             <w:r>
-              <w:t xml:space="preserve">[판단] 금리 소폭 상승 속 증시 박스권 회복, 규제는 공시·내부통제 중심으로 완화된 형… (p=0.5)</w:t>
+              <w:t xml:space="preserve">증시 박스권 회복(KOSPI +5%) 속 PE 평가가치가 3% 완만히 오른다. (p=0.5)</w:t>
             </w:r>
           </w:p>
         </w:tc>
@@ -2020,7 +2020,7 @@
               <w:jc w:val="left"/>
             </w:pPr>
             <w:r>
-              <w:t xml:space="preserve">[판단] 2회 인상 후 동결, PF 정리 마무리. 사모대출 시장은 규제 공백을 채우며 성… (p=0.45)</w:t>
+              <w:t xml:space="preserve">사모대출 시장은 성장하지만 금리 부담으로 부도율이 0.3%p 오른다. (p=0.45)</w:t>
             </w:r>
           </w:p>
         </w:tc>
@@ -2097,7 +2097,7 @@
               <w:jc w:val="left"/>
             </w:pPr>
             <w:r>
-              <w:t xml:space="preserve">[판단] UST10Y 완만 하락(가정 −25bp)으로 캡레이트 소폭 하락, 가격은 연 한… (p=0.55)</w:t>
+              <w:t xml:space="preserve">UST 10년이 완만히 내려 캡레이트가 10bp 낮아지고, 오피스 약세 속 섹터 양극화가 이어진다. (p=0.55)</w:t>
             </w:r>
           </w:p>
         </w:tc>
@@ -2174,7 +2174,7 @@
               <w:jc w:val="left"/>
             </w:pPr>
             <w:r>
-              <w:t xml:space="preserve">[판단] 전력·데이터센터 수요가 계약 현금흐름을 지지하고 UST10Y 완만 하락(가정 −… (p=0.55)</w:t>
+              <w:t xml:space="preserve">전력·데이터센터 계약 수요와 금리 하락으로 할인율이 15bp 내리며 평가가치가 완만히 오른다. (p=0.55)</w:t>
             </w:r>
           </w:p>
         </w:tc>
@@ -2251,7 +2251,7 @@
               <w:jc w:val="left"/>
             </w:pPr>
             <w:r>
-              <w:t xml:space="preserve">[판단] UST10Y 완만 하락(가정 −25bp)과 이익 성장으로 엑시트·분배가 점진 정… (p=0.55)</w:t>
+              <w:t xml:space="preserve">금리 완만 하락과 이익 성장으로 엑시트가 정상화되며 PE 평가가치가 4% 오른다(S&amp;P 500 +6%). (p=0.55)</w:t>
             </w:r>
           </w:p>
         </w:tc>
@@ -2328,7 +2328,7 @@
               <w:jc w:val="left"/>
             </w:pPr>
             <w:r>
-              <w:t xml:space="preserve">[판단] 금리 완만 하락(UST10Y 가정 −25bp, 단기금리도 점진 인하)으로 이자부… (p=0.55)</w:t>
+              <w:t xml:space="preserve">이자 부담이 서서히 줄지만 2021~22 빈티지 부실 처리로 부도율이 0.3%p 더 오른 뒤 정체한다. (p=0.55)</w:t>
             </w:r>
           </w:p>
         </w:tc>
@@ -5121,6 +5121,16 @@
               <w:jc w:val="left"/>
             </w:pPr>
             <w:r>
+              <w:rPr>
+                <w:bCs/>
+                <w:b/>
+              </w:rPr>
+              <w:t xml:space="preserve">원/달러는 2027년 1분기 1,300원 저점 후 하반기 원화 약세 되돌림으로 2027년 말 1,390원(+5%)에 이르고, 금리차 축소로 헤지비용은 50bp 내린다.</w:t>
+            </w:r>
+            <w:r>
+              <w:t xml:space="preserve"> </w:t>
+            </w:r>
+            <w:r>
               <w:t xml:space="preserve">[하우스] 원/달러 2027년 1분기 1,300원 저점 후 반등해 2027년 말 1,390원(원화 약세 되돌림): 하반기 한국 이익 모멘텀 둔화·한국→미국 주식자금 이동, 중장기 균형환율 1,400원 초반 우상향(20261026_신한_2027전망P5_외환 p.8, p.10-11). [판단] 금리 경로는 한은 3.50% 정점 후 동결, Fed 12월 전후 1회 인상 뒤 2027~28년 중 상단 4.00% 내외 복귀(kr_rate·us_rate Base와 동일). 달러지수는 연간 보합(같은 카드 p.2). [갱신 2026-10-26] 이전 Base(원화 −3%)는 금리차 축소 논리에 의존한 판단이었고 하우스 근거가 없었음 — 연간 전망의 명시 경로로 교체.</w:t>
             </w:r>
           </w:p>
@@ -5222,6 +5232,16 @@
               <w:jc w:val="left"/>
             </w:pPr>
             <w:r>
+              <w:rPr>
+                <w:bCs/>
+                <w:b/>
+              </w:rPr>
+              <w:t xml:space="preserve">중동 휴전과 한미 동반 금리 인하로 원/달러는 약 1,300원(−2%)의 원화 강세가 되고 헤지비용은 75bp 내린다.</w:t>
+            </w:r>
+            <w:r>
+              <w:t xml:space="preserve"> </w:t>
+            </w:r>
+            <w:r>
               <w:t xml:space="preserve">[판단] 원/달러 약 1,300원(원화 강세). 중동 휴전·유가 하락으로 물가가 둔화, Fed 100bp 인하(상단 3.00%)·한은 1회 인하(2.75%)의 글로벌 완화(us_rate·kr_rate Bull과 동일). [하우스] 신한의 원화 강세 쪽 시나리오(선진국 재정 우려로 달러 약세 1,300~1,330원, AI 확산이 비미국 성장으로 번지는 동반 호조 1,300~1,340원)의 하단에 해당(20261026_신한_2027전망P5_외환 p.11). [갱신 2026-10-26] 이전 −7%(약 1,230원)는 하우스 시나리오 범위 밖이라 축소.</w:t>
             </w:r>
           </w:p>
@@ -5322,6 +5342,16 @@
               <w:pStyle w:val="Compact"/>
               <w:jc w:val="left"/>
             </w:pPr>
+            <w:r>
+              <w:rPr>
+                <w:bCs/>
+                <w:b/>
+              </w:rPr>
+              <w:t xml:space="preserve">유가 재급등과 신용 위험 확산으로 안전자산 선호가 커져 원/달러가 1,450원 이상(+10%)으로 오르고 헤지비용 개선은 없다.</w:t>
+            </w:r>
+            <w:r>
+              <w:t xml:space="preserve"> </w:t>
+            </w:r>
             <w:r>
               <w:t xml:space="preserve">[판단] 원/달러 1,450원 이상(원화 급약세). 호르무즈 봉쇄 장기화로 유가가 고공행진하고 인플레가 재가속, Fed·한은 모두 75bp 추가 인상(us_rate·kr_rate Bear와 동일). [하우스] 재정 우려가 일반 신용 위험으로 번지거나 AI 투자 불안이 커지면 안전자산 선호로 1,450원 이상(20261026_신한_2027전망P5_외환 p.11). [갱신 2026-10-26] 이전 +6%(약 1,405원)에서 하우스 위험 시나리오 수준으로 확대.</w:t>
             </w:r>
@@ -6483,6 +6513,16 @@
               <w:jc w:val="left"/>
             </w:pPr>
             <w:r>
+              <w:rPr>
+                <w:bCs/>
+                <w:b/>
+              </w:rPr>
+              <w:t xml:space="preserve">호르무즈 통행 회복과 OPEC+ 증산으로 위험 프리미엄이 빠져 Brent가 90달러 초반(−20%, 추정)으로 하향 안정된다.</w:t>
+            </w:r>
+            <w:r>
+              <w:t xml:space="preserve"> </w:t>
+            </w:r>
+            <w:r>
               <w:t xml:space="preserve">[판단] 2027년 중 호르무즈 통행이 점진적으로 회복되고 OPEC+가 2027년 쿼터 재조정으로 공급을 늘리며 위험 프리미엄이 상당 부분 해소. Brent 90달러 초반대로 하향 안정(추정). [하우스] NH의 4Q 공급 우위·2027년 역기저 안정 시각(20260526_NH_2026하반기FICC채권전망 p.6, 2026-05 발간)과 방향 일치 — 수치 근거는 아니어서 충격값·확률 유지.</w:t>
             </w:r>
           </w:p>
@@ -6554,6 +6594,16 @@
               <w:jc w:val="left"/>
             </w:pPr>
             <w:r>
+              <w:rPr>
+                <w:bCs/>
+                <w:b/>
+              </w:rPr>
+              <w:t xml:space="preserve">조기 휴전과 증산 경쟁으로 공급 과잉이 되며 Brent가 70달러대 중반(−35%, 추정)까지 내린다.</w:t>
+            </w:r>
+            <w:r>
+              <w:t xml:space="preserve"> </w:t>
+            </w:r>
+            <w:r>
               <w:t xml:space="preserve">[판단] 조기 휴전·항로 정상화와 걸프 수출 완전 회복, OPEC+ 증산 경쟁·미국 셰일 증산이 겹쳐 공급 과잉 전환. 수입국(한국) 관점의 Bull(유가 하락).</w:t>
             </w:r>
           </w:p>
@@ -6624,6 +6674,16 @@
               <w:pStyle w:val="Compact"/>
               <w:jc w:val="left"/>
             </w:pPr>
+            <w:r>
+              <w:rPr>
+                <w:bCs/>
+                <w:b/>
+              </w:rPr>
+              <w:t xml:space="preserve">미·이란 충돌 확대로 공급 차질이 장기화돼 Brent가 140달러대 중반(+25%, 추정)으로 오른다.</w:t>
+            </w:r>
+            <w:r>
+              <w:t xml:space="preserve"> </w:t>
+            </w:r>
             <w:r>
               <w:t xml:space="preserve">[판단] 미·이란 충돌 확대, 사우디 동서 파이프라인·홍해 우회로까지 차질이 장기화되며 구조적 공급 부족. 수입국 관점의 Bear(유가 상승)로 국내 물가·교역조건 악화.</w:t>
             </w:r>
@@ -8372,6 +8432,16 @@
               <w:jc w:val="left"/>
             </w:pPr>
             <w:r>
+              <w:rPr>
+                <w:bCs/>
+                <w:b/>
+              </w:rPr>
+              <w:t xml:space="preserve">한은이 2027년 상반기까지 두 번 더 올려 3.50%에서 정점을 찍고 장기 동결한다(+50bp).</w:t>
+            </w:r>
+            <w:r>
+              <w:t xml:space="preserve"> </w:t>
+            </w:r>
+            <w:r>
               <w:t xml:space="preserve">[판단] 2027년 상반기까지 2회 추가 인상해 최종금리 3.50% 도달 후 장기 동결. [하우스] 신한 경로(20261022_신한_10월금통위 p.1)와 일치. [판단] 동일 주간 미래에셋의 3.25% 터미널(20261022_미래_FixedIncomeComment_10월금통위 p.1-2)로 하우스가 25bp 갈렸으나, 한은이 성장·근원물가 전망을 상향 시사(같은 카드 p.1-2)했고 CPI 2.9%·PPI 7.7%(2026-09, 수기)로 물가가 목표를 크게 상회, 통안 364일 3.551%(2026-10-23, 수기)가 기준금리 대비 +55bp로 1회(3.25%)보다 2회 쪽에 가까운 경로를 반영해 Base 터미널은 3.50% 유지, 확률만 낮춤.</w:t>
             </w:r>
           </w:p>
@@ -8443,6 +8513,16 @@
               <w:jc w:val="left"/>
             </w:pPr>
             <w:r>
+              <w:rPr>
+                <w:bCs/>
+                <w:b/>
+              </w:rPr>
+              <w:t xml:space="preserve">11월 한 번(3.25%)으로 인상을 끝내고 2027년 하반기~2028년 인하로 돌아서 2.75% 내외로 내려온다(−25bp).</w:t>
+            </w:r>
+            <w:r>
+              <w:t xml:space="preserve"> </w:t>
+            </w:r>
+            <w:r>
               <w:t xml:space="preserve">[판단] 11월 1회 인상(3.25%)에서 정점 후 2027년 상반기 동결, 이후 성장 둔화·물가 안정으로 2027년 하반기~2028년 인하 전환해 3.00% 이하로 복귀. [하우스] 첫 구간(3.25% 정점·1H27 동결)은 미래에셋 경로(20261022_미래_FixedIncomeComment_10월금통위 p.1-2, 근거: 수요측 물가 압력 제한)와 일치하고, 미래에셋 GDP 전망 2027년 하반기 2.3% 둔화(같은 카드 p.2 그림1)가 이후 인하의 배경. [하우스] NH 3.00% 터미널 경로(20260526_NH_2026하반기FICC채권전망 p.88-89, 2026-05 발간·지연 참고)도 이 대안 경로 쪽 근거.</w:t>
             </w:r>
           </w:p>
@@ -8513,6 +8593,16 @@
               <w:pStyle w:val="Compact"/>
               <w:jc w:val="left"/>
             </w:pPr>
+            <w:r>
+              <w:rPr>
+                <w:bCs/>
+                <w:b/>
+              </w:rPr>
+              <w:t xml:space="preserve">물가 전가·원화 약세·집값 과열로 인상이 3.75%까지 이어진다(+75bp).</w:t>
+            </w:r>
+            <w:r>
+              <w:t xml:space="preserve"> </w:t>
+            </w:r>
             <w:r>
               <w:t xml:space="preserve">[판단] PPI 상승의 소비자물가 전가·원화 약세·수도권 집값 재과열로 인상이 3.75~4.00%까지 이어짐.</w:t>
             </w:r>
@@ -9740,6 +9830,16 @@
               <w:jc w:val="left"/>
             </w:pPr>
             <w:r>
+              <w:rPr>
+                <w:bCs/>
+                <w:b/>
+              </w:rPr>
+              <w:t xml:space="preserve">기준금리 3.50% 정점 후 3년물 +15bp, 10년물 +10bp, 30년물 +5bp로 소폭 오르며 커브가 평탄해진다.</w:t>
+            </w:r>
+            <w:r>
+              <w:t xml:space="preserve"> </w:t>
+            </w:r>
+            <w:r>
               <w:t xml:space="preserve">[판단] 기준금리 3.50%에서 정점 후 동결. 3년물은 기반영분이 커 소폭 상승, 장기물은 공급 관리·보험사 ALM 수요로 상승 폭 제한 → 커브 플래트닝. [하우스] NH의 30-10 스프레드 확대(보험사 초장기 수요 약화·초장기 발행 증가) 구조 뷰(20260526_NH_2026하반기FICC채권전망 p.84-86, 2026-05 발간, 확신 낮음)는 장기물 상대 강세 가정의 반대 리스크로 인지 — 조건부 견해라 충격값은 유지.</w:t>
             </w:r>
           </w:p>
@@ -9841,6 +9941,16 @@
               <w:jc w:val="left"/>
             </w:pPr>
             <w:r>
+              <w:rPr>
+                <w:bCs/>
+                <w:b/>
+              </w:rPr>
+              <w:t xml:space="preserve">인하 전환과 외국인 자금 유입으로 3년 −50bp, 10년 −45bp, 30년 −40bp의 전 구간 강세가 나타난다.</w:t>
+            </w:r>
+            <w:r>
+              <w:t xml:space="preserve"> </w:t>
+            </w:r>
+            <w:r>
               <w:t xml:space="preserve">[판단] 기준금리 3.25%(미래에셋 터미널, 20261022_미래_FixedIncomeComment_10월금통위 p.1-2)에서 정점 후 2027년 하반기~2028년 인하 전환, 미 금리 하락·외국인 WGBI 자금 재유입으로 전 구간 강세.</w:t>
             </w:r>
           </w:p>
@@ -9941,6 +10051,16 @@
               <w:pStyle w:val="Compact"/>
               <w:jc w:val="left"/>
             </w:pPr>
+            <w:r>
+              <w:rPr>
+                <w:bCs/>
+                <w:b/>
+              </w:rPr>
+              <w:t xml:space="preserve">인상 연장과 국고채 발행 확대로 3년 +45bp, 10년 +55bp, 30년 +50bp 오르는 베어 스티프닝이 나타난다.</w:t>
+            </w:r>
+            <w:r>
+              <w:t xml:space="preserve"> </w:t>
+            </w:r>
             <w:r>
               <w:t xml:space="preserve">[판단] 인상이 3.75% 이상으로 연장되고 확장재정·국고채 발행 확대, 미 장기금리 재상승이 겹쳐 베어 스티프닝.</w:t>
             </w:r>
@@ -11046,6 +11166,16 @@
               <w:jc w:val="left"/>
             </w:pPr>
             <w:r>
+              <w:rPr>
+                <w:bCs/>
+                <w:b/>
+              </w:rPr>
+              <w:t xml:space="preserve">캐리 수요로 AA- 스프레드는 5bp 줄고, 고금리 장기화로 BBB-는 10bp 넓어진다.</w:t>
+            </w:r>
+            <w:r>
+              <w:t xml:space="preserve"> </w:t>
+            </w:r>
+            <w:r>
               <w:t xml:space="preserve">[판단] 기준금리 3.50% 정점 이후 금리 안정과 높은 절대금리에 대한 캐리 수요로 AA- 스프레드는 60bp대 초중반으로 소폭 축소, BBB-는 고금리 장기화로 소폭 확대.</w:t>
             </w:r>
           </w:p>
@@ -11132,6 +11262,16 @@
               <w:jc w:val="left"/>
             </w:pPr>
             <w:r>
+              <w:rPr>
+                <w:bCs/>
+                <w:b/>
+              </w:rPr>
+              <w:t xml:space="preserve">인하 전환과 PF 정리 마무리로 AA- −15bp, BBB- −40bp로 크레딧 전반이 좁혀진다.</w:t>
+            </w:r>
+            <w:r>
+              <w:t xml:space="preserve"> </w:t>
+            </w:r>
+            <w:r>
               <w:t xml:space="preserve">[판단] 인하 전환과 경기 연착륙으로 크레딧 전반 축소, PF 구조조정 마무리로 저등급 리스크 프리미엄 하락.</w:t>
             </w:r>
           </w:p>
@@ -11217,6 +11357,16 @@
               <w:pStyle w:val="Compact"/>
               <w:jc w:val="left"/>
             </w:pPr>
+            <w:r>
+              <w:rPr>
+                <w:bCs/>
+                <w:b/>
+              </w:rPr>
+              <w:t xml:space="preserve">인상 장기화와 PF 부실 재부각으로 AA- +30bp, BBB- +120bp로 크레딧 전반이 넓어진다.</w:t>
+            </w:r>
+            <w:r>
+              <w:t xml:space="preserve"> </w:t>
+            </w:r>
             <w:r>
               <w:t xml:space="preserve">[판단] 인상 장기화(3.75% 이상)와 부동산 PF 부실 재부각·경기 둔화가 겹쳐 등급 하향과 미매각이 늘고 크레딧 전반 확대.</w:t>
             </w:r>
@@ -12452,6 +12602,16 @@
               <w:jc w:val="left"/>
             </w:pPr>
             <w:r>
+              <w:rPr>
+                <w:bCs/>
+                <w:b/>
+              </w:rPr>
+              <w:t xml:space="preserve">FFR 상단이 4.25%에서 정점을 찍고 2027년 동결 후 2028년 4.00% 내외로 돌아온다(현재 대비 0bp).</w:t>
+            </w:r>
+            <w:r>
+              <w:t xml:space="preserve"> </w:t>
+            </w:r>
+            <w:r>
               <w:t xml:space="preserve">[판단] 2026년 말~2027년 1분기 상단 4.25%에서 정점, 2027년 동결 후 2028년 소폭 인하해 상단 4.00% 내외(SEP 2028년 3.9%와 정합).</w:t>
             </w:r>
           </w:p>
@@ -12523,6 +12683,16 @@
               <w:jc w:val="left"/>
             </w:pPr>
             <w:r>
+              <w:rPr>
+                <w:bCs/>
+                <w:b/>
+              </w:rPr>
+              <w:t xml:space="preserve">물가가 빠르게 둔화해 2027년 중 인하로 돌아서 상단 3.00% 내외까지 내린다(−100bp).</w:t>
+            </w:r>
+            <w:r>
+              <w:t xml:space="preserve"> </w:t>
+            </w:r>
+            <w:r>
               <w:t xml:space="preserve">[판단] 유가 진정과 고용 악화로 물가가 빠르게 둔화, 2027년 중 인하 사이클 전환해 상단 3.00% 내외. [하우스] NH의 인하 사이클 시각(터미널 3.25%, 20260526_NH_2026하반기FICC채권전망 p.29, 2026-05 발간)과 방향은 같으나, NH 단기 콜은 9월 인상으로 이미 빗나가 확률 상향 근거로 쓰지 않음.</w:t>
             </w:r>
           </w:p>
@@ -12593,6 +12763,16 @@
               <w:pStyle w:val="Compact"/>
               <w:jc w:val="left"/>
             </w:pPr>
+            <w:r>
+              <w:rPr>
+                <w:bCs/>
+                <w:b/>
+              </w:rPr>
+              <w:t xml:space="preserve">에너지 충격이 물가로 번져 세 번 더 올리고 상단 4.75%를 장기 유지한다(+75bp).</w:t>
+            </w:r>
+            <w:r>
+              <w:t xml:space="preserve"> </w:t>
+            </w:r>
             <w:r>
               <w:t xml:space="preserve">[판단] 에너지 충격이 기대인플레이션·Core로 전이되어 25bp 3회 추가 인상, 상단 4.75%에서 장기 유지.</w:t>
             </w:r>
@@ -13648,6 +13828,16 @@
               <w:jc w:val="left"/>
             </w:pPr>
             <w:r>
+              <w:rPr>
+                <w:bCs/>
+                <w:b/>
+              </w:rPr>
+              <w:t xml:space="preserve">2년물은 −50bp로 정책금리에 수렴하고 10년 −25bp, 30년 −15bp로 덜 내려 커브가 가팔라진다.</w:t>
+            </w:r>
+            <w:r>
+              <w:t xml:space="preserve"> </w:t>
+            </w:r>
+            <w:r>
               <w:t xml:space="preserve">[판단] FFR 정점 4.25% 후 4.00% 복귀(us_rate Base 0bp)에 맞춰 2Y가 정책금리 수준으로 수렴, 장기물은 재정 term premium으로 덜 하락하며 커브 스티프닝(10Y 4.75%·30Y 5.15% 내외). [하우스] NH의 구조적 국채 수요 뷰(20260526_NH_2026하반기FICC채권전망 p.22-28, 2026-05 발간)는 장기물 term premium 상단을 제한하는 장기 고려사항 — 충격값은 유지.</w:t>
             </w:r>
           </w:p>
@@ -13749,6 +13939,16 @@
               <w:jc w:val="left"/>
             </w:pPr>
             <w:r>
+              <w:rPr>
+                <w:bCs/>
+                <w:b/>
+              </w:rPr>
+              <w:t xml:space="preserve">FFR 3.00%까지 인하에 2년 −150bp, 10년 −90bp, 30년 −70bp의 강한 불 스티프닝이 나타난다.</w:t>
+            </w:r>
+            <w:r>
+              <w:t xml:space="preserve"> </w:t>
+            </w:r>
+            <w:r>
               <w:t xml:space="preserve">[판단] FFR 상단 3.00%까지 인하(us_rate Bull -100bp), 고용 악화·물가 둔화로 커브 강한 불 스티프닝.</w:t>
             </w:r>
           </w:p>
@@ -13849,6 +14049,16 @@
               <w:pStyle w:val="Compact"/>
               <w:jc w:val="left"/>
             </w:pPr>
+            <w:r>
+              <w:rPr>
+                <w:bCs/>
+                <w:b/>
+              </w:rPr>
+              <w:t xml:space="preserve">FFR 4.75%와 재정 우려로 2년 +60bp, 10년 +50bp(5.5% 내외), 30년 +55bp 오른다.</w:t>
+            </w:r>
+            <w:r>
+              <w:t xml:space="preserve"> </w:t>
+            </w:r>
             <w:r>
               <w:t xml:space="preserve">[판단] FFR 상단 4.75%(us_rate Bear +75bp), 기대인플레이션 상승과 재정 우려로 장기물 동반 상승(10Y 5.5%, 30Y 5.9% 내외).</w:t>
             </w:r>
@@ -14903,6 +15113,16 @@
               <w:jc w:val="left"/>
             </w:pPr>
             <w:r>
+              <w:rPr>
+                <w:bCs/>
+                <w:b/>
+              </w:rPr>
+              <w:t xml:space="preserve">AI 인프라 섹터 중심으로 IG +10bp(1.0% 내외), HY +50bp(3.9% 내외) 점진 확대된다.</w:t>
+            </w:r>
+            <w:r>
+              <w:t xml:space="preserve"> </w:t>
+            </w:r>
+            <w:r>
               <w:t xml:space="preserve">[판단] FFR 4.25% 정점 후 4.00% 복귀(us_rate Base), 성장 둔화 속 AI 인프라 섹터 중심 점진 확대: IG 1.0%, HY 3.9% 내외.</w:t>
             </w:r>
           </w:p>
@@ -14989,6 +15209,16 @@
               <w:jc w:val="left"/>
             </w:pPr>
             <w:r>
+              <w:rPr>
+                <w:bCs/>
+                <w:b/>
+              </w:rPr>
+              <w:t xml:space="preserve">인하 사이클과 AI 투자 수익 가시화로 IG −5bp, HY −25bp 소폭 좁혀진다.</w:t>
+            </w:r>
+            <w:r>
+              <w:t xml:space="preserve"> </w:t>
+            </w:r>
+            <w:r>
               <w:t xml:space="preserve">[판단] 물가 둔화로 인하 사이클(us_rate Bull) 진입, 연착륙과 AI 투자 수익 가시화로 스프레드 소폭 축소.</w:t>
             </w:r>
           </w:p>
@@ -15074,6 +15304,16 @@
               <w:pStyle w:val="Compact"/>
               <w:jc w:val="left"/>
             </w:pPr>
+            <w:r>
+              <w:rPr>
+                <w:bCs/>
+                <w:b/>
+              </w:rPr>
+              <w:t xml:space="preserve">스태그플레이션과 AI 설비투자 둔화로 AI 인프라 발행사부터 차환이 막혀 IG +80bp, HY +300bp 넓어진다.</w:t>
+            </w:r>
+            <w:r>
+              <w:t xml:space="preserve"> </w:t>
+            </w:r>
             <w:r>
               <w:t xml:space="preserve">[판단] 추가 인상(us_rate Bear +75bp)과 스태그플레이션에 AI 설비투자 둔화가 겹치면 외부 차입 의존도가 높은 네오클라우드·AI 인프라 발행사부터 조달비용 급등·차환 제약이 나타나 섹터 신용 이벤트로 번지고, IG 1.7%, HY 6.4% 내외로 확대. [하우스] 미래에셋은 하이퍼스케일러 손실 대부분이 주주에게 흡수되고 외부 채권자 전이는 경제적 가치 76~84% 이상 훼손 시에만 급증한다고 봐(20261022_미래_EconMonthly_AI투자둔화리스크 p.1), 본 Bear의 IG 확대는 시스템 전이가 아니라 거시 충격+섹터 리프라이싱 경로로 해석.</w:t>
             </w:r>
@@ -17073,6 +17313,16 @@
               <w:jc w:val="left"/>
             </w:pPr>
             <w:r>
+              <w:rPr>
+                <w:bCs/>
+                <w:b/>
+              </w:rPr>
+              <w:t xml:space="preserve">인상 후 동결로 캡레이트 +10bp, 토담대·브릿지론 잔여 손실로 PF 손실률 +0.2%p가 이어진다.</w:t>
+            </w:r>
+            <w:r>
+              <w:t xml:space="preserve"> </w:t>
+            </w:r>
+            <w:r>
               <w:t xml:space="preserve">[판단] 2회 인상(3.50%) 후 동결, KTB 10Y +10bp. 오피스는 서울 핵심권역 임대 견조·지방/상가 약세의 이원화. PF는 정리 마무리 단계로 신규 사업 위주 정상화되나 토담대·브릿지론 잔여 손실이 이어짐.</w:t>
             </w:r>
           </w:p>
@@ -17159,6 +17409,16 @@
               <w:jc w:val="left"/>
             </w:pPr>
             <w:r>
+              <w:rPr>
+                <w:bCs/>
+                <w:b/>
+              </w:rPr>
+              <w:t xml:space="preserve">조기 인하와 PF 정상화 가속으로 캡레이트 −15bp, PF 손실률 −0.3%p로 개선된다.</w:t>
+            </w:r>
+            <w:r>
+              <w:t xml:space="preserve"> </w:t>
+            </w:r>
+            <w:r>
               <w:t xml:space="preserve">[판단] 경기 둔화로 인상이 1회에 그치거나 조기 인하 전환, KTB 10Y -20bp. 정책 지원과 대체자금(사모대출) 유입으로 PF 정상화가 빨라지고 오피스 거래가 회복.</w:t>
             </w:r>
           </w:p>
@@ -17244,6 +17504,16 @@
               <w:pStyle w:val="Compact"/>
               <w:jc w:val="left"/>
             </w:pPr>
+            <w:r>
+              <w:rPr>
+                <w:bCs/>
+                <w:b/>
+              </w:rPr>
+              <w:t xml:space="preserve">인상 폭 확대와 공실·거래 절벽으로 캡레이트 +40bp, PF 손실률 +1.0%p로 부실이 다시 커진다.</w:t>
+            </w:r>
+            <w:r>
+              <w:t xml:space="preserve"> </w:t>
+            </w:r>
             <w:r>
               <w:t xml:space="preserve">[판단] 물가·환율 압력으로 인상 폭 확대(3.50% 초과), KTB 10Y +40bp. 상가·지방 오피스 공실 확대, 거래 절벽 장기화, 브릿지론·토담대 부실이 2금융권 중심으로 재확대.</w:t>
             </w:r>
@@ -18218,6 +18488,16 @@
               <w:jc w:val="left"/>
             </w:pPr>
             <w:r>
+              <w:rPr>
+                <w:bCs/>
+                <w:b/>
+              </w:rPr>
+              <w:t xml:space="preserve">국고 10년 +10bp에 맞춰 인프라 할인율이 7bp 오르고 리스크 스프레드는 유지된다.</w:t>
+            </w:r>
+            <w:r>
+              <w:t xml:space="preserve"> </w:t>
+            </w:r>
+            <w:r>
               <w:t xml:space="preserve">[판단] 2회 인상 후 동결, KTB 10Y +10bp. 신규 민자 물량은 점진적으로 늘고 에너지 전환·데이터센터 딜이 증가하나 리스크 스프레드는 대체로 유지.</w:t>
             </w:r>
           </w:p>
@@ -18289,6 +18569,16 @@
               <w:jc w:val="left"/>
             </w:pPr>
             <w:r>
+              <w:rPr>
+                <w:bCs/>
+                <w:b/>
+              </w:rPr>
+              <w:t xml:space="preserve">금리 하락과 정책 물량·공모펀드 수요로 할인율이 15bp 내린다.</w:t>
+            </w:r>
+            <w:r>
+              <w:t xml:space="preserve"> </w:t>
+            </w:r>
+            <w:r>
               <w:t xml:space="preserve">[판단] 경기 둔화로 금리 하락(KTB 10Y -20bp), 정책 물량 확대와 공모펀드 수요가 우량 자산 가격을 지지.</w:t>
             </w:r>
           </w:p>
@@ -18359,6 +18649,16 @@
               <w:pStyle w:val="Compact"/>
               <w:jc w:val="left"/>
             </w:pPr>
+            <w:r>
+              <w:rPr>
+                <w:bCs/>
+                <w:b/>
+              </w:rPr>
+              <w:t xml:space="preserve">국고 10년 +40bp와 신규 물량 급증·수요 리스크로 할인율이 30bp 오른다.</w:t>
+            </w:r>
+            <w:r>
+              <w:t xml:space="preserve"> </w:t>
+            </w:r>
             <w:r>
               <w:t xml:space="preserve">[판단] 인상 폭 확대로 KTB 10Y +40bp, 신규 물량 급증과 지방 민자 부진·수요 리스크로 요구수익률 상승.</w:t>
             </w:r>
@@ -19333,6 +19633,16 @@
               <w:jc w:val="left"/>
             </w:pPr>
             <w:r>
+              <w:rPr>
+                <w:bCs/>
+                <w:b/>
+              </w:rPr>
+              <w:t xml:space="preserve">증시 박스권 회복(KOSPI +5%) 속 PE 평가가치가 3% 완만히 오른다.</w:t>
+            </w:r>
+            <w:r>
+              <w:t xml:space="preserve"> </w:t>
+            </w:r>
+            <w:r>
               <w:t xml:space="preserve">[판단] 금리 소폭 상승 속 증시 박스권 회복, 규제는 공시·내부통제 중심으로 완화된 형태로 입법. PE 평가가치는 완만한 상승.</w:t>
             </w:r>
           </w:p>
@@ -19419,6 +19729,16 @@
               <w:jc w:val="left"/>
             </w:pPr>
             <w:r>
+              <w:rPr>
+                <w:bCs/>
+                <w:b/>
+              </w:rPr>
+              <w:t xml:space="preserve">증시 랠리(KOSPI +15%)와 대형 엑시트로 PE 평가가치가 10% 오른다.</w:t>
+            </w:r>
+            <w:r>
+              <w:t xml:space="preserve"> </w:t>
+            </w:r>
+            <w:r>
               <w:t xml:space="preserve">[판단] 금리 안정·증시 랠리 재개, 드라이파우더 집행과 대형 엑시트 활성화.</w:t>
             </w:r>
           </w:p>
@@ -19504,6 +19824,16 @@
               <w:pStyle w:val="Compact"/>
               <w:jc w:val="left"/>
             </w:pPr>
+            <w:r>
+              <w:rPr>
+                <w:bCs/>
+                <w:b/>
+              </w:rPr>
+              <w:t xml:space="preserve">증시 조정(KOSPI −20%)과 LBO 규제 강화로 엑시트가 늦어져 PE 평가가치가 12% 내린다.</w:t>
+            </w:r>
+            <w:r>
+              <w:t xml:space="preserve"> </w:t>
+            </w:r>
             <w:r>
               <w:t xml:space="preserve">[판단] 인상 폭 확대와 증시 추가 조정, LBO 규제 강화로 엑시트 지연·포트폴리오 기업 이자부담 증가.</w:t>
             </w:r>
@@ -20534,6 +20864,16 @@
               <w:jc w:val="left"/>
             </w:pPr>
             <w:r>
+              <w:rPr>
+                <w:bCs/>
+                <w:b/>
+              </w:rPr>
+              <w:t xml:space="preserve">사모대출 시장은 성장하지만 금리 부담으로 부도율이 0.3%p 오른다.</w:t>
+            </w:r>
+            <w:r>
+              <w:t xml:space="preserve"> </w:t>
+            </w:r>
+            <w:r>
               <w:t xml:space="preserve">[판단] 2회 인상 후 동결, PF 정리 마무리. 사모대출 시장은 규제 공백을 채우며 성장하되 부도율은 금리 부담으로 소폭 상승.</w:t>
             </w:r>
           </w:p>
@@ -20605,6 +20945,16 @@
               <w:jc w:val="left"/>
             </w:pPr>
             <w:r>
+              <w:rPr>
+                <w:bCs/>
+                <w:b/>
+              </w:rPr>
+              <w:t xml:space="preserve">금리 안정과 PF 정상화로 부도율이 0.2%p 내린다.</w:t>
+            </w:r>
+            <w:r>
+              <w:t xml:space="preserve"> </w:t>
+            </w:r>
+            <w:r>
               <w:t xml:space="preserve">[판단] 금리 안정·조기 인하, PF 정상화 가속과 차주 재무 개선으로 부도율 하락.</w:t>
             </w:r>
           </w:p>
@@ -20675,6 +21025,16 @@
               <w:pStyle w:val="Compact"/>
               <w:jc w:val="left"/>
             </w:pPr>
+            <w:r>
+              <w:rPr>
+                <w:bCs/>
+                <w:b/>
+              </w:rPr>
+              <w:t xml:space="preserve">인상 폭 확대와 경기 둔화로 LBO·부동산 담보 대출 부실이 커져 부도율이 1.5%p 오른다.</w:t>
+            </w:r>
+            <w:r>
+              <w:t xml:space="preserve"> </w:t>
+            </w:r>
             <w:r>
               <w:t xml:space="preserve">[판단] 인상 폭 확대와 경기 둔화로 LBO·부동산 담보 사모대출 부실 확대, 2금융권 토담대 부실 전이.</w:t>
             </w:r>
@@ -21765,6 +22125,16 @@
               <w:jc w:val="left"/>
             </w:pPr>
             <w:r>
+              <w:rPr>
+                <w:bCs/>
+                <w:b/>
+              </w:rPr>
+              <w:t xml:space="preserve">UST 10년이 완만히 내려 캡레이트가 10bp 낮아지고, 오피스 약세 속 섹터 양극화가 이어진다.</w:t>
+            </w:r>
+            <w:r>
+              <w:t xml:space="preserve"> </w:t>
+            </w:r>
+            <w:r>
               <w:t xml:space="preserve">[판단] UST10Y 완만 하락(가정 −25bp)으로 캡레이트 소폭 하락, 가격은 연 한 자릿수 초반 회복. 오피스는 손실 인식·할인매각이 2027년까지 이어지고, 산업·주거·데이터센터 중심 회복의 섹터 양극화 지속.</w:t>
             </w:r>
           </w:p>
@@ -21836,6 +22206,16 @@
               <w:jc w:val="left"/>
             </w:pPr>
             <w:r>
+              <w:rPr>
+                <w:bCs/>
+                <w:b/>
+              </w:rPr>
+              <w:t xml:space="preserve">연준 재인하와 거래 회복으로 캡레이트가 35bp 압축되고 오피스도 바닥을 확인한다.</w:t>
+            </w:r>
+            <w:r>
+              <w:t xml:space="preserve"> </w:t>
+            </w:r>
+            <w:r>
               <w:t xml:space="preserve">[판단] 인플레 둔화로 연준 재인하·UST10Y 큰 폭 하락(가정 −75bp), 거래량 회복과 리파이낸싱 원활화로 캡레이트 의미 있게 압축, 오피스도 바닥 확인.</w:t>
             </w:r>
           </w:p>
@@ -21906,6 +22286,16 @@
               <w:pStyle w:val="Compact"/>
               <w:jc w:val="left"/>
             </w:pPr>
+            <w:r>
+              <w:rPr>
+                <w:bCs/>
+                <w:b/>
+              </w:rPr>
+              <w:t xml:space="preserve">금리 재상승과 리파이낸싱 실패로 캡레이트가 45bp 오르고 CMBS 연체가 더 늘어난다.</w:t>
+            </w:r>
+            <w:r>
+              <w:t xml:space="preserve"> </w:t>
+            </w:r>
             <w:r>
               <w:t xml:space="preserve">[판단] 인플레 재가속·추가 인상 우려로 UST10Y 상승(가정 +50bp), 만기도래 대출의 리파이낸싱 실패·강제매각 확대, CMBS 연체율 추가 상승과 가격 재하락.</w:t>
             </w:r>
@@ -22812,6 +23202,16 @@
               <w:jc w:val="left"/>
             </w:pPr>
             <w:r>
+              <w:rPr>
+                <w:bCs/>
+                <w:b/>
+              </w:rPr>
+              <w:t xml:space="preserve">전력·데이터센터 계약 수요와 금리 하락으로 할인율이 15bp 내리며 평가가치가 완만히 오른다.</w:t>
+            </w:r>
+            <w:r>
+              <w:t xml:space="preserve"> </w:t>
+            </w:r>
+            <w:r>
               <w:t xml:space="preserve">[판단] 전력·데이터센터 수요가 계약 현금흐름을 지지하고 UST10Y 완만 하락(가정 −25bp)으로 할인율 소폭 하락. 코어 유틸리티·송전·디지털 인프라 평가가치 완만 상승.</w:t>
             </w:r>
           </w:p>
@@ -22883,6 +23283,16 @@
               <w:jc w:val="left"/>
             </w:pPr>
             <w:r>
+              <w:rPr>
+                <w:bCs/>
+                <w:b/>
+              </w:rPr>
+              <w:t xml:space="preserve">연준 재인하와 거래 재가속으로 할인율이 45bp 압축된다.</w:t>
+            </w:r>
+            <w:r>
+              <w:t xml:space="preserve"> </w:t>
+            </w:r>
+            <w:r>
               <w:t xml:space="preserve">[판단] 연준 재인하·UST10Y −75bp(가정), 펀드레이징·거래 재가속으로 할인율 압축, 전력 인프라 프리미엄 확대.</w:t>
             </w:r>
           </w:p>
@@ -22953,6 +23363,16 @@
               <w:pStyle w:val="Compact"/>
               <w:jc w:val="left"/>
             </w:pPr>
+            <w:r>
+              <w:rPr>
+                <w:bCs/>
+                <w:b/>
+              </w:rPr>
+              <w:t xml:space="preserve">인플레 재가속과 건설비·정책 리스크, 데이터센터 착공 지연으로 할인율이 40bp 오른다.</w:t>
+            </w:r>
+            <w:r>
+              <w:t xml:space="preserve"> </w:t>
+            </w:r>
             <w:r>
               <w:t xml:space="preserve">[판단] 인플레 재가속으로 UST10Y +50bp(가정), 건설비·전력가격 상승과 정책 리스크(재생에너지 보조 축소)로 리스크 프리미엄 확대, 평가가치 하락. [하우스] 삼성(20260528_삼성_2026하반기대체투자전망, p.42-43)은 인프라 현금흐름이 고물가에 방어적이라고 보나, 할인율(밸류에이션) 경로는 금리 연동 유지. [하우스] 미래에셋(p.2-3, 20261022_미래_EconMonthly_AI투자둔화리스크)이 지적한 데이터센터 전력연결·준공 지연, GPU 진부화에 따른 담보가치 하락·차환 가능액 축소가 리스크 프리미엄 확대의 섹터 경로. [갱신 2026-10-26] [하우스] 데이터센터 신규 착공 지연(지역 반대·전력 요금제 부담)은 개발형 자산의 추가 하방 요인(20261026_신한_2027전망P1_AI사이클 p.10, p.12).</w:t>
             </w:r>
@@ -23978,6 +24398,16 @@
               <w:jc w:val="left"/>
             </w:pPr>
             <w:r>
+              <w:rPr>
+                <w:bCs/>
+                <w:b/>
+              </w:rPr>
+              <w:t xml:space="preserve">금리 완만 하락과 이익 성장으로 엑시트가 정상화되며 PE 평가가치가 4% 오른다(S&amp;P 500 +6%).</w:t>
+            </w:r>
+            <w:r>
+              <w:t xml:space="preserve"> </w:t>
+            </w:r>
+            <w:r>
               <w:t xml:space="preserve">[판단] UST10Y 완만 하락(가정 −25bp)과 이익 성장으로 엑시트·분배가 점진 정상화, PE 평가가치는 연 한 자릿수 상승; 빈티지 간 성과 격차 확대. [하우스] 삼성(20260528_삼성_2026하반기대체투자전망, p.16-17)의</w:t>
             </w:r>
             <w:r>
@@ -24082,6 +24512,16 @@
               <w:jc w:val="left"/>
             </w:pPr>
             <w:r>
+              <w:rPr>
+                <w:bCs/>
+                <w:b/>
+              </w:rPr>
+              <w:t xml:space="preserve">연준 재인하와 IPO·M&amp;A 재개로 PE 평가가치가 12% 오른다(S&amp;P 500 +18%).</w:t>
+            </w:r>
+            <w:r>
+              <w:t xml:space="preserve"> </w:t>
+            </w:r>
+            <w:r>
               <w:t xml:space="preserve">[판단] 연준 재인하·UST10Y −75bp(가정), IPO·M&amp;A 창구 재개로 대규모 분배, 배수 확장.</w:t>
             </w:r>
           </w:p>
@@ -24167,6 +24607,16 @@
               <w:pStyle w:val="Compact"/>
               <w:jc w:val="left"/>
             </w:pPr>
+            <w:r>
+              <w:rPr>
+                <w:bCs/>
+                <w:b/>
+              </w:rPr>
+              <w:t xml:space="preserve">금리 상승과 경기 둔화로 엑시트가 다시 막혀 PE 평가가치가 14% 내린다(S&amp;P 500 −20%).</w:t>
+            </w:r>
+            <w:r>
+              <w:t xml:space="preserve"> </w:t>
+            </w:r>
             <w:r>
               <w:t xml:space="preserve">[판단] UST10Y +50bp(가정)·경기 둔화로 공개시장 조정, 고레버리지 포트폴리오 이자부담 확대와 엑시트 재동결, 평가 하향(시차 반영).</w:t>
             </w:r>
@@ -25106,6 +25556,16 @@
               <w:jc w:val="left"/>
             </w:pPr>
             <w:r>
+              <w:rPr>
+                <w:bCs/>
+                <w:b/>
+              </w:rPr>
+              <w:t xml:space="preserve">이자 부담이 서서히 줄지만 2021~22 빈티지 부실 처리로 부도율이 0.3%p 더 오른 뒤 정체한다.</w:t>
+            </w:r>
+            <w:r>
+              <w:t xml:space="preserve"> </w:t>
+            </w:r>
+            <w:r>
               <w:t xml:space="preserve">[판단] 금리 완만 하락(UST10Y 가정 −25bp, 단기금리도 점진 인하)으로 이자부담이 서서히 완화되나, 2021~22 빈티지 부실 처리로 부도율은 고점 부근에서 소폭 추가 상승 후 정체.</w:t>
             </w:r>
           </w:p>
@@ -25177,6 +25637,16 @@
               <w:jc w:val="left"/>
             </w:pPr>
             <w:r>
+              <w:rPr>
+                <w:bCs/>
+                <w:b/>
+              </w:rPr>
+              <w:t xml:space="preserve">연준 재인하와 리파이낸싱 재개로 부도율이 0.8%p 내린다.</w:t>
+            </w:r>
+            <w:r>
+              <w:t xml:space="preserve"> </w:t>
+            </w:r>
+            <w:r>
               <w:t xml:space="preserve">[판단] 연준 재인하·UST10Y −75bp(가정), 리파이낸싱 창구 재개로 부실교환 감소, 부도율 하락.</w:t>
             </w:r>
           </w:p>
@@ -25247,6 +25717,16 @@
               <w:pStyle w:val="Compact"/>
               <w:jc w:val="left"/>
             </w:pPr>
+            <w:r>
+              <w:rPr>
+                <w:bCs/>
+                <w:b/>
+              </w:rPr>
+              <w:t xml:space="preserve">금리 재상승과 경기 둔화로 변동금리 차주 부도가 급증해 부도율이 2.0%p 오르고 BDC 환매 압력이 커진다.</w:t>
+            </w:r>
+            <w:r>
+              <w:t xml:space="preserve"> </w:t>
+            </w:r>
             <w:r>
               <w:t xml:space="preserve">[판단] 금리 재상승(UST10Y +50bp 가정)·경기 둔화로 변동금리 차주 부도 급증, BDC 환매 압력과 밸류에이션 마크다운 동반. [하우스] 삼성(20260528_삼성_2026하반기대체투자전망, p.28)은 BDC 구조상 시스템 위기 전이는 제한적이라고 봄 — 본 시나리오는 부도율 상승에 한정. [하우스] 미래에셋은 심각 시나리오에서 데이터센터 SPV 대출의 임대인·대출기관 손실 확대와 단기 임대 갱신–장기 채권 만기 미스매치에 따른 차환 위험을 지적(20261022_미래_EconMonthly_AI투자둔화리스크 p.5-6) — AI 인프라 대출 익스포저가 Bear의 추가 손실 경로.</w:t>
             </w:r>
